--- a/zht/docx/43.content.docx
+++ b/zht/docx/43.content.docx
@@ -136,13 +136,6 @@
         <w:rPr>
           <w:lang w:val="zh_TW" w:bidi="zh_TW"/>
         </w:rPr>
-      </w:r>
-      <w:r>
-        <w:rPr>
-          <w:i/>
-          <w:lang w:val="zh_TW" w:bidi="zh_TW"/>
-        </w:rPr>
-        <w:t>約翰福音 1:1, 約翰福音 1:1 (#2), 約翰福音 1:1–2, 約翰福音 1:3, 約翰福音 1:4, 約翰福音 1:6, 約翰福音 1:7, 約翰福音 1:8–11, 約翰福音 1:12, 約翰福音 1:13, 約翰福音 1:14, 約翰福音 1:16, 約翰福音 1:17, 約翰福音 1:18, 約翰福音 1:18 (#2), 約翰福音 1:22–23, 約翰福音 1:29, 約翰福音 1:31, 約翰福音 1:32–33, 約翰福音 1:37, 約翰福音 1:40, 約翰福音 1:41, 約翰福音 1:42, 約翰福音 1:44, 約翰福音 1:49, 約翰福音 1:51, 約翰福音 2:1–2, 約翰福音 2:3–5, 約翰福音 2:7–8, 約翰福音 2:10, 約翰福音 2:11, 約翰福音 2:14, 約翰福音 2:15, 約翰福音 2:16, 約翰福音 2:18, 約翰福音 2:19, 約翰福音 2:21, 約翰福音 2:23, 約翰福音 2:24–25, 約翰福音 3:1, 約翰福音 3:2, 約翰福音 3:3–4, 約翰福音 3:4, 約翰福音 3:10, 約翰福音 3:13, 約翰福音 3:14–15, 約翰福音 3:16, 約翰福音 3:17, 約翰福音 3:19, 約翰福音 3:20, 約翰福音 3:21, 約翰福音 3:30, 約翰福音 3:33, 約翰福音 3:35, 約翰福音 3:36, 約翰福音 3:36 (#2), 約翰福音 4:1–3, 約翰福音 4:5, 約翰福音 4:7, 約翰福音 4:7 (#2), 約翰福音 4:8, 約翰福音 4:9, 約翰福音 4:10, 約翰福音 4:11, 約翰福音 4:14–15, 約翰福音 4:15, 約翰福音 4:16, 約翰福音 4:17, 約翰福音 4:18, 約翰福音 4:20, 約翰福音 4:23–24, 約翰福音 4:25–26, 約翰福音 4:28–29, 約翰福音 4:30, 約翰福音 4:34, 約翰福音 4:36, 約翰福音 4:39, 約翰福音 4:42, 約翰福音 4:45, 約翰福音 4:46–47, 約翰福音 4:48, 約翰福音 4:50, 約翰福音 4:53, 約翰福音 5:2, 約翰福音 5:3–4, 約翰福音 5:5–6, 約翰福音 5:7, 約翰福音 5:8–9, 約翰福音 5:10, 約翰福音 5:14, 約翰福音 5:15, 約翰福音 5:17, 約翰福音 5:18, 約翰福音 5:19, 約翰福音 5:20, 約翰福音 5:22–23, 約翰福音 5:23, 約翰福音 5:24, 約翰福音 5:26, 約翰福音 5:28–29, 約翰福音 5:30, 約翰福音 5:36, 約翰福音 5:37, 約翰福音 5:39, 約翰福音 5:39 (#2), 約翰福音 5:44, 約翰福音 5:45, 約翰福音 5:46–47, 約翰福音 6:1, 約翰福音 6:2, 約翰福音 6:4–5, 約翰福音 6:5–6, 約翰福音 6:7, 約翰福音 6:8–9, 約翰福音 6:10, 約翰福音 6:11, 約翰福音 6:11 (#2), 約翰福音 6:13, 約翰福音 6:14–15, 約翰福音 6:18, 約翰福音 6:19, 約翰福音 6:20, 約翰福音 6:26, 約翰福音 6:27, 約翰福音 6:29, 約翰福音 6:35, 約翰福音 6:37, 約翰福音 6:39–40, 約翰福音 6:44, 約翰福音 6:46, 約翰福音 6:51, 約翰福音 6:53, 約翰福音 6:56, 約翰福音 6:57, 約翰福音 6:60, 約翰福音 6:64, 約翰福音 6:67–68, 約翰福音 6:70–71, 約翰福音 7:1, 約翰福音 7:3–4, 約翰福音 7:6, 約翰福音 7:7, 約翰福音 7:10, 約翰福音 7:12, 約翰福音 7:13, 約翰福音 7:14, 約翰福音 7:17, 約翰福音 7:18, 約翰福音 7:19, 約翰福音 7:23, 約翰福音 7:24, 約翰福音 7:27, 約翰福音 7:32, 約翰福音 7:35–36, 約翰福音 7:37–39, 約翰福音 7:45–46, 約翰福音 7:50–51, 約翰福音 8:2–3, 約翰福音 8:4–6, 約翰福音 8:7, 約翰福音 8:9, 約翰福音 8:11, 約翰福音 8:13, 約翰福音 8:17–18, 約翰福音 8:23–24, 約翰福音 8:24, 約翰福音 8:26–27, 約翰福音 8:29, 約翰福音 8:31, 約翰福音 8:33, 約翰福音 8:34, 約翰福音 8:37, 約翰福音 8:39–40, 約翰福音 8:42, 約翰福音 8:44, 約翰福音 8:44 (#2), 約翰福音 8:47, 約翰福音 8:51, 約翰福音 8:52, 約翰福音 8:52–53, 約翰福音 8:58, 約翰福音 9:2, 約翰福音 9:3, 約翰福音 9:6–7, 約翰福音 9:7, 約翰福音 9:9, 約翰福音 9:13, 約翰福音 9:14, 約翰福音 9:15, 約翰福音 9:16, 約翰福音 9:17, 約翰福音 9:18, 約翰福音 9:20, 約翰福音 9:21, 約翰福音 9:22, 約翰福音 9:24, 約翰福音 9:25, 約翰福音 9:27, 約翰福音 9:31, 約翰福音 9:34, 約翰福音 9:35, 約翰福音 9:35–36, 約翰福音 9:38, 約翰福音 9:41, 約翰福音 10:1, 約翰福音 10:2, 約翰福音 10:3–4, 約翰福音 10:5, 約翰福音 10:7–8, 約翰福音 10:9, 約翰福音 10:11, 約翰福音 10:16, 約翰福音 10:17, 約翰福音 10:18, 約翰福音 10:18 (#2), 約翰福音 10:19–21, 約翰福音 10:24, 約翰福音 10:25–26, 約翰福音 10:28, 約翰福音 10:29, 約翰福音 10:29 (#2), 約翰福音 10:33, 約翰福音 10:34–36, 約翰福音 10:37–38, 約翰福音 10:38, 約翰福音 10:39, 約翰福音 10:40, 約翰福音 10:41–42, 約翰福音 11:1–2, 約翰福音 11:4, 約翰福音 11:6, 約翰福音 11:8, 約翰福音 11:9, 約翰福音 11:10, 約翰福音 11:12–13, 約翰福音 11:13, 約翰福音 11:15, 約翰福音 11:16, 約翰福音 11:17, 約翰福音 11:20, 約翰福音 11:22, 約翰福音 11:24, 約翰福音 11:25–26, 約翰福音 11:27, 約翰福音 11:29, 約翰福音 11:31, 約翰福音 11:33–35, 約翰福音 11:36, 約翰福音 11:39, 約翰福音 11:40, 約翰福音 11:41, 約翰福音 11:42, 約翰福音 11:44, 約翰福音 11:45–46, 約翰福音 11:50, 約翰福音 11:53, 約翰福音 11:54, 約翰福音 11:57, 約翰福音 12:1, 約翰福音 12:3, 約翰福音 12:4–6, 約翰福音 12:7–8, 約翰福音 12:9, 約翰福音 12:10–11, 約翰福音 12:13, 約翰福音 12:14–15, 約翰福音 12:17–18, 約翰福音 12:23, 約翰福音 12:24, 約翰福音 12:25, 約翰福音 12:26, 約翰福音 12:28, 約翰福音 12:30, 約翰福音 12:31, 約翰福音 12:32–33, 約翰福音 12:34–35, 約翰福音 12:35–36, 約翰福音 12:37–38, 約翰福音 12:39–40, 約翰福音 12:41, 約翰福音 12:42–43, 約翰福音 12:44–45, 約翰福音 12:47, 約翰福音 12:48, 約翰福音 12:49, 約翰福音 12:50, 約翰福音 13:1, 約翰福音 13:2, 約翰福音 13:3, 約翰福音 13:3 (#2), 約翰福音 13:4–5, 約翰福音 13:8, 約翰福音 13:11, 約翰福音 13:14–15, 約翰福音 13:16, 約翰福音 13:18, 約翰福音 13:19, 約翰福音 13:20, 約翰福音 13:24, 約翰福音 13:26, 約翰福音 13:27, 約翰福音 13:30, 約翰福音 13:31, 約翰福音 13:33, 約翰福音 13:34, 約翰福音 13:35, 約翰福音 13:38, 約翰福音 14:1–3, 約翰福音 14:2, 約翰福音 14:3, 約翰福音 14:6, 約翰福音 14:8, 約翰福音 14:10, 約翰福音 14:11, 約翰福音 14:12, 約翰福音 14:13, 約翰福音 14:15, 約翰福音 14:17, 約翰福音 14:17 (#2), 約翰福音 14:17 (#3), 約翰福音 14:21, 約翰福音 14:26, 約翰福音 14:28, 約翰福音 14:30, 約翰福音 15:1, 約翰福音 15:1 (#2), 約翰福音 15:2, 約翰福音 15:3, 約翰福音 15:5, 約翰福音 15:5 (#2), 約翰福音 15:6, 約翰福音 15:7, 約翰福音 15:8, 約翰福音 15:10, 約翰福音 15:13, 約翰福音 15:14, 約翰福音 15:15, 約翰福音 15:19, 約翰福音 15:24, 約翰福音 15:26–27, 約翰福音 15:27, 約翰福音 16:1, 約翰福音 16:3, 約翰福音 16:4, 約翰福音 16:7, 約翰福音 16:8, 約翰福音 16:13, 約翰福音 16:14, 約翰福音 16:15, 約翰福音 16:17–18, 約翰福音 16:20, 約翰福音 16:22, 約翰福音 16:24, 約翰福音 16:27, 約翰福音 16:28, 約翰福音 16:32, 約翰福音 16:32 (#2), 約翰福音 16:33, 約翰福音 17:2, 約翰福音 17:3, 約翰福音 17:4, 約翰福音 17:5, 約翰福音 17:6, 約翰福音 17:8, 約翰福音 17:9, 約翰福音 17:11, 約翰福音 17:12, 約翰福音 17:15, 約翰福音 17:19, 約翰福音 17:20, 約翰福音 17:21, 約翰福音 17:23, 約翰福音 17:24, 約翰福音 17:26, 約翰福音 18:1, 約翰福音 18:2, 約翰福音 18:3, 約翰福音 18:4, 約翰福音 18:6, 約翰福音 18:8–9, 約翰福音 18:10–11, 約翰福音 18:13, 約翰福音 18:13 (#2), 約翰福音 18:16, 約翰福音 18:19–21, 約翰福音 18:24, 約翰福音 18:25–26, 約翰福音 18:27, 約翰福音 18:28, 約翰福音 18:29–30, 約翰福音 18:31, 約翰福音 18:33–35, 約翰福音 18:36, 約翰福音 18:37, 約翰福音 18:38, 約翰福音 18:39–40, 約翰福音 19:2–3, 約翰福音 19:4, 約翰福音 19:5, 約翰福音 19:6, 約翰福音 19:7–8, 約翰福音 19:9, 約翰福音 19:11, 約翰福音 19:12, 約翰福音 19:15–16, 約翰福音 19:17–18, 約翰福音 19:18, 約翰福音 19:19, 約翰福音 19:20, 約翰福音 19:23, 約翰福音 19:23–24, 約翰福音 19:24, 約翰福音 19:25–26, 約翰福音 19:26, 約翰福音 19:27, 約翰福音 19:28, 約翰福音 19:29–30, 約翰福音 19:31, 約翰福音 19:33, 約翰福音 19:34, 約翰福音 19:35, 約翰福音 19:36–37, 約翰福音 19:38, 約翰福音 19:39, 約翰福音 19:40–41, 約翰福音 20:1, 約翰福音 20:1 (#2), 約翰福音 20:2, 約翰福音 20:3–4, 約翰福音 20:6–7, 約翰福音 20:8, 約翰福音 20:12, 約翰福音 20:13, 約翰福音 20:14, 約翰福音 20:15, 約翰福音 20:16, 約翰福音 20:17, 約翰福音 20:17 (#2), 約翰福音 20:18, 約翰福音 20:19, 約翰福音 20:20, 約翰福音 20:21, 約翰福音 20:22–23, 約翰福音 20:24, 約翰福音 20:25, 約翰福音 20:26, 約翰福音 20:27, 約翰福音 20:28, 約翰福音 20:29, 約翰福音 20:30, 約翰福音 20:31, 約翰福音 21:1, 約翰福音 21:2, 約翰福音 21:3, 約翰福音 21:6, 約翰福音 21:6 (#2), 約翰福音 21:7, 約翰福音 21:8, 約翰福音 21:10, 約翰福音 21:14, 約翰福音 21:15, 約翰福音 21:17, 約翰福音 21:17 (#2), 約翰福音 21:18, 約翰福音 21:19, 約翰福音 21:21, 約翰福音 21:22, 約翰福音 21:24</w:t>
       </w:r>
       <w:r>
         <w:rPr>

--- a/zht/docx/43.content.docx
+++ b/zht/docx/43.content.docx
@@ -123,19 +123,6 @@
           <w:lang w:val="zh_TW" w:bidi="zh_TW"/>
         </w:rPr>
         <w:t>JHN</w:t>
-      </w:r>
-      <w:r>
-        <w:rPr>
-          <w:lang w:val="zh_TW" w:bidi="zh_TW"/>
-        </w:rPr>
-      </w:r>
-    </w:p>
-    <w:p>
-      <w:pPr/>
-      <w:r>
-        <w:rPr>
-          <w:lang w:val="zh_TW" w:bidi="zh_TW"/>
-        </w:rPr>
       </w:r>
       <w:r>
         <w:rPr>

--- a/zht/docx/43.content.docx
+++ b/zht/docx/43.content.docx
@@ -19,7 +19,7 @@
         <w:rPr>
           <w:lang w:val="zh_TW" w:bidi="zh_TW"/>
         </w:rPr>
-        <w:t>Resource: 翻譯問題 (unfoldingWord)</w:t>
+        <w:t>Resource: unfoldingWord® Translation Questions</w:t>
       </w:r>
       <w:r>
         <w:rPr>
@@ -85,7 +85,7 @@
         <w:rPr>
           <w:lang w:val="zh_TW" w:bidi="zh_TW"/>
         </w:rPr>
-        <w:t>翻譯問題 (unfoldingWord)</w:t>
+        <w:t>unfoldingWord® Translation Questions</w:t>
       </w:r>
     </w:p>
     <w:p>
